--- a/workshop-site/labs/Lab 01.5 - Instructor Notes.docx
+++ b/workshop-site/labs/Lab 01.5 - Instructor Notes.docx
@@ -88,7 +88,7 @@
         <w:t xml:space="preserve">Teaching moment (admin tool choice): </w:t>
       </w:r>
       <w:r>
-        <w:t>'Admins choose between bulk-load tools based on scale and complexity: Data Import Wizard (up to 50k records, declarative, in Setup — but it doesn't support every object in every edition), Data Loader (desktop tool, up to 5M records, requires install), and sf data tree import or a MuleSoft integration (CLI/scripted, portable across orgs, no install). In this org, I used sf data tree import before the workshop started — one command loaded all 18 records in about 10 seconds. In production you'd probably use a mix: Data Loader for one-time migrations, MuleSoft for ongoing integrations.'</w:t>
+        <w:t>'Admins choose between bulk-load tools based on scale and complexity: Data Import Wizard (up to 50k records, declarative, in Setup, but it doesn't support every object in every edition), Data Loader (desktop tool, up to 5M records, requires install), and sf data tree import or a MuleSoft integration (CLI/scripted, portable across orgs, no install). In this org, I used sf data tree import before the workshop started, one command loaded all 18 records in about 10 seconds. In production you'd probably use a mix: Data Loader for one-time migrations, MuleSoft for ongoing integrations.'</w:t>
       </w:r>
     </w:p>
     <w:p>
@@ -233,7 +233,7 @@
         <w:t xml:space="preserve">Teaching moment (Record Type = Master): </w:t>
       </w:r>
       <w:r>
-        <w:t>'Notice the Case Record Type column shows a dash (—) for all 10 seed Cases, but shows NYCT for your Golden Case. The seed Cases loaded BEFORE Lab 1, which is when you built the agency Record Types. So the pre-load used Master (the default record type that always exists). This is realistic: in production, legacy data loaded before a Record Type reorg has a null Record Type until someone backfills it. Options for backfilling: a one-time Flow, an Apex script, or a Data Loader update. The workshop doesn't do that backfill because the seed Cases don't need agency Record Types for downstream labs to work.'</w:t>
+        <w:t>'Notice the Case Record Type column shows a dash for all 10 seed Cases, but shows NYCT for your Golden Case. The seed Cases loaded BEFORE Lab 1, which is when you built the agency Record Types. So the pre-load used Master (the default record type that always exists). This is realistic: in production, legacy data loaded before a Record Type reorg has a null Record Type until someone backfills it. Options for backfilling: a one-time Flow, an Apex script, or a Data Loader update. The workshop doesn't do that backfill because the seed Cases don't need agency Record Types for downstream labs to work.'</w:t>
       </w:r>
     </w:p>
     <w:p>
@@ -249,7 +249,7 @@
         <w:t xml:space="preserve">Listen for: </w:t>
       </w:r>
       <w:r>
-        <w:t>'Why don't the seed Cases have agency Record Types?' Answer above. Follow-up if they want more depth: 'The pre-workshop deploy uses sf data tree import, which lets you specify a Record Type by DeveloperName. We left it blank because the agency Record Types don't exist in the org at pre-deploy time (participants build them in Lab 1 Part 5). We could have reversed the sequence — pre-deploy Record Types too — but that would short-circuit Lab 1's Record Type teaching moment.'</w:t>
+        <w:t>'Why don't the seed Cases have agency Record Types?' Answer above. Follow-up if they want more depth: 'The pre-workshop deploy uses sf data tree import, which lets you specify a Record Type by DeveloperName. We left it blank because the agency Record Types don't exist in the org at pre-deploy time (participants build them in Lab 1 Part 5). We could have reversed the sequence: pre-deploy Record Types too, but that would short-circuit Lab 1's Record Type teaching moment.'</w:t>
       </w:r>
     </w:p>
     <w:p>
@@ -361,7 +361,7 @@
         <w:t xml:space="preserve">Watch out: </w:t>
       </w:r>
       <w:r>
-        <w:t>If a participant's org is missing some or all of the sample data, the pre-workshop deploy did not complete cleanly on their org. Fastest fix: rerun the 01b-mta-sample-data loader against their org via the Execution Runner (or ./01b-mta-sample-data/scripts/load-sample-data.sh &lt;alias&gt; locally). ~10 seconds. Idempotent — if partial state is present, the script errors (exit 4) and asks for cleanup; you'd then delete the half-loaded records and rerun. In the meantime, the participant can continue to Lab 2 using just the Golden Case.</w:t>
+        <w:t>If a participant's org is missing some or all of the sample data, the pre-workshop deploy did not complete cleanly on their org. Fastest fix: rerun the 01b-mta-sample-data loader against their org via the Execution Runner (or ./01b-mta-sample-data/scripts/load-sample-data.sh &lt;alias&gt; locally). ~10 seconds. Idempotent: if partial state is present, the script errors (exit 4) and asks for cleanup; you'd then delete the half-loaded records and rerun. In the meantime, the participant can continue to Lab 2 using just the Golden Case.</w:t>
       </w:r>
     </w:p>
     <w:p>
